--- a/published/ai-organizations/04_digital_transformation/05_action/study-guides/05_action-questions.docx
+++ b/published/ai-organizations/04_digital_transformation/05_action/study-guides/05_action-questions.docx
@@ -4,107 +4,12 @@
   <w:body>
     <w:p>
       <w:r>
-        <w:t>Study Questions: Action</w:t>
+        <w:t>Digital Transformation — Module 05: Action — Discussion Questions</w:t>
       </w:r>
     </w:p>
     <w:p>
       <w:r>
-        <w:t>Define Action in your own words, specifically as it applies to Organizations.</w:t>
-      </w:r>
-    </w:p>
-    <w:p>
-      <w:r>
-        <w:t>How does the Free Energy Principle constrain our understanding of Action?</w:t>
-      </w:r>
-    </w:p>
-    <w:p>
-      <w:r>
-        <w:t>Contrast the Classical view of Action with the Active Inference view.</w:t>
-      </w:r>
-    </w:p>
-    <w:p>
-      <w:r>
-        <w:t>Develop a question that connects Action to a real-world problem in Organizations.</w:t>
-      </w:r>
-    </w:p>
-    <w:p>
-      <w:r>
-        <w:t>Develop a question that connects Action to a real-world problem in Organizations.</w:t>
-      </w:r>
-    </w:p>
-    <w:p>
-      <w:r>
-        <w:t>Develop a question that connects Action to a real-world problem in Organizations.</w:t>
-      </w:r>
-    </w:p>
-    <w:p>
-      <w:r>
-        <w:t>Develop a question that connects Action to a real-world problem in Organizations.</w:t>
-      </w:r>
-    </w:p>
-    <w:p>
-      <w:r>
-        <w:t>Develop a question that connects Action to a real-world problem in Organizations.</w:t>
-      </w:r>
-    </w:p>
-    <w:p>
-      <w:r>
-        <w:t>Develop a question that connects Action to a real-world problem in Organizations.</w:t>
-      </w:r>
-    </w:p>
-    <w:p>
-      <w:r>
-        <w:t>Develop a question that connects Action to a real-world problem in Organizations.</w:t>
-      </w:r>
-    </w:p>
-    <w:p>
-      <w:r>
-        <w:t>Develop a question that connects Action to a real-world problem in Organizations.</w:t>
-      </w:r>
-    </w:p>
-    <w:p>
-      <w:r>
-        <w:t>Develop a question that connects Action to a real-world problem in Organizations.</w:t>
-      </w:r>
-    </w:p>
-    <w:p>
-      <w:r>
-        <w:t>Develop a question that connects Action to a real-world problem in Organizations.</w:t>
-      </w:r>
-    </w:p>
-    <w:p>
-      <w:r>
-        <w:t>Develop a question that connects Action to a real-world problem in Organizations.</w:t>
-      </w:r>
-    </w:p>
-    <w:p>
-      <w:r>
-        <w:t>Develop a question that connects Action to a real-world problem in Organizations.</w:t>
-      </w:r>
-    </w:p>
-    <w:p>
-      <w:r>
-        <w:t>Develop a question that connects Action to a real-world problem in Organizations.</w:t>
-      </w:r>
-    </w:p>
-    <w:p>
-      <w:r>
-        <w:t>Develop a question that connects Action to a real-world problem in Organizations.</w:t>
-      </w:r>
-    </w:p>
-    <w:p>
-      <w:r>
-        <w:t>Develop a question that connects Action to a real-world problem in Organizations.</w:t>
-      </w:r>
-    </w:p>
-    <w:p>
-      <w:r>
-        <w:t>Develop a question that connects Action to a real-world problem in Organizations.</w:t>
-      </w:r>
-    </w:p>
-    <w:p>
-      <w:r>
-        <w:t>Develop a question that connects Action to a real-world problem in Organizations.</w:t>
+        <w:t>20 questions on process automation, RPA, and the rigidity-agility trade-off.</w:t>
       </w:r>
     </w:p>
     <w:sectPr>
